--- a/블로그글작성/판례/대기_대법원_시리즈/판례_대법원2003두8289_유효기간이붙은설치허가는기간이지나면효력이사라집니다.docx
+++ b/블로그글작성/판례/대기_대법원_시리즈/판례_대법원2003두8289_유효기간이붙은설치허가는기간이지나면효력이사라집니다.docx
@@ -599,6 +599,13 @@
           <w:rFonts w:ascii="맑은 고딕" w:hAnsi="맑은 고딕" w:eastAsia="맑은 고딕" w:cs="맑은 고딕"/>
           <w:color w:val="000000"/>
         </w:rPr>
+        <w:br/>
+      </w:r>
+      <w:r>
+        <w:rPr>
+          <w:rFonts w:ascii="맑은 고딕" w:hAnsi="맑은 고딕" w:eastAsia="맑은 고딕" w:cs="맑은 고딕"/>
+          <w:color w:val="000000"/>
+        </w:rPr>
         <w:t>② 원고 공장은 1983. 3. 9. 구 환경보전법 제15조 제1항에 따라 피고로부터 배출시설 설치허가를 받은 바 있었으므로, 폐수배출시설에 대하여는 수질환경보전법에 의한 설치허가를, 대기배출시설에 대하여는 대기환경보전법에 의한 설치신고 수리를 각 받은 것으로 간주되었다.</w:t>
       </w:r>
       <w:r>
@@ -613,6 +620,13 @@
           <w:rFonts w:ascii="맑은 고딕" w:hAnsi="맑은 고딕" w:eastAsia="맑은 고딕" w:cs="맑은 고딕"/>
           <w:color w:val="000000"/>
         </w:rPr>
+        <w:br/>
+      </w:r>
+      <w:r>
+        <w:rPr>
+          <w:rFonts w:ascii="맑은 고딕" w:hAnsi="맑은 고딕" w:eastAsia="맑은 고딕" w:cs="맑은 고딕"/>
+          <w:color w:val="000000"/>
+        </w:rPr>
         <w:t>③ 원고는 1997. 10. 24. 피고에게 ‘1999. 6. 30.까지 현 소재지의 공장을 폐쇄하고 양문산업단지로 공장을 이전하겠다’는 취지의 공장이전서약서를 제출하였고, 피고는 1997. 12. 2. 같은 취지의 조건을 붙여 이전조건부 공장등록증을 교부하였다.</w:t>
       </w:r>
       <w:r>
@@ -627,7 +641,21 @@
           <w:rFonts w:ascii="맑은 고딕" w:hAnsi="맑은 고딕" w:eastAsia="맑은 고딕" w:cs="맑은 고딕"/>
           <w:color w:val="000000"/>
         </w:rPr>
+        <w:br/>
+      </w:r>
+      <w:r>
+        <w:rPr>
+          <w:rFonts w:ascii="맑은 고딕" w:hAnsi="맑은 고딕" w:eastAsia="맑은 고딕" w:cs="맑은 고딕"/>
+          <w:color w:val="000000"/>
+        </w:rPr>
         <w:t>④ 피고는 1998. 4. 14. 유효기간을 1999. 6. 30.까지로 하여 폐수배출시설 설치허가 및 대기배출시설 설치신고 수리를 하였고, 원고는 그 각 처분에 대하여 소정의 기간 내에 불복하지 않았다.</w:t>
+      </w:r>
+      <w:r>
+        <w:rPr>
+          <w:rFonts w:ascii="맑은 고딕" w:hAnsi="맑은 고딕" w:eastAsia="맑은 고딕" w:cs="맑은 고딕"/>
+          <w:color w:val="000000"/>
+        </w:rPr>
+        <w:br/>
       </w:r>
       <w:r>
         <w:rPr>
@@ -680,6 +708,7 @@
         <w:rPr>
           <w:rFonts w:ascii="맑은 고딕" w:hAnsi="맑은 고딕" w:eastAsia="맑은 고딕" w:cs="맑은 고딕"/>
           <w:color w:val="000000"/>
+          <w:u w:val="single"/>
         </w:rPr>
         <w:t>이 사건의 쟁점은, 폐수배출시설 설치허가 및 대기배출시설 설치신고 수리로 간주되는 기존의 처분을 실질적으로 취소 또는 변경하는 처분의 효력을 더 이상 다툴 수 없게 되고 그 처분에 부가된 조건에 따라 유효기간이 경과된 경우, 그 처분의 효력이 소멸되었다는 사실에 근거한 폐쇄명령이 적법한지 여부이다.</w:t>
       </w:r>
@@ -719,7 +748,9 @@
       <w:r>
         <w:rPr>
           <w:rFonts w:ascii="맑은 고딕" w:hAnsi="맑은 고딕" w:eastAsia="맑은 고딕" w:cs="맑은 고딕"/>
-          <w:color w:val="000000"/>
+          <w:b/>
+          <w:color w:val="000000"/>
+          <w:u w:val="single"/>
         </w:rPr>
         <w:t>① 원심의 판단 원심은 원고 공장이 추가등록 대상 공장 중 이전조건부등록공장에 해당한다고 인정한 다음, 이 사건 폐쇄명령이 적법하다고 판단하였다.</w:t>
       </w:r>
@@ -735,6 +766,15 @@
           <w:rFonts w:ascii="맑은 고딕" w:hAnsi="맑은 고딕" w:eastAsia="맑은 고딕" w:cs="맑은 고딕"/>
           <w:color w:val="000000"/>
         </w:rPr>
+        <w:br/>
+      </w:r>
+      <w:r>
+        <w:rPr>
+          <w:rFonts w:ascii="맑은 고딕" w:hAnsi="맑은 고딕" w:eastAsia="맑은 고딕" w:cs="맑은 고딕"/>
+          <w:b/>
+          <w:color w:val="000000"/>
+          <w:u w:val="single"/>
+        </w:rPr>
         <w:t>② 대법원의 판단 원심의 설시에 다소 미흡한 점이 있으나 결론은 정당하다.</w:t>
       </w:r>
       <w:r>
@@ -749,6 +789,13 @@
           <w:rFonts w:ascii="맑은 고딕" w:hAnsi="맑은 고딕" w:eastAsia="맑은 고딕" w:cs="맑은 고딕"/>
           <w:color w:val="000000"/>
         </w:rPr>
+        <w:br/>
+      </w:r>
+      <w:r>
+        <w:rPr>
+          <w:rFonts w:ascii="맑은 고딕" w:hAnsi="맑은 고딕" w:eastAsia="맑은 고딕" w:cs="맑은 고딕"/>
+          <w:color w:val="000000"/>
+        </w:rPr>
         <w:t>③ 수질환경보전법 부칙 제4조 제1항과 대기환경보전법 부칙 제4조 제1항은 각 ‘이 법 시행 당시 종전의 환경보전법 제15조 제1항 또는 제2항의 규정에 의하여 배출시설의 설치 또는 변경에 대한 허가를 받은 자는 제10조 제1항 또는 제2항의 규정에 의한 허가를 받은 것으로 본다’고 규정하고 있다.</w:t>
       </w:r>
       <w:r>
@@ -763,6 +810,13 @@
           <w:rFonts w:ascii="맑은 고딕" w:hAnsi="맑은 고딕" w:eastAsia="맑은 고딕" w:cs="맑은 고딕"/>
           <w:color w:val="000000"/>
         </w:rPr>
+        <w:br/>
+      </w:r>
+      <w:r>
+        <w:rPr>
+          <w:rFonts w:ascii="맑은 고딕" w:hAnsi="맑은 고딕" w:eastAsia="맑은 고딕" w:cs="맑은 고딕"/>
+          <w:color w:val="000000"/>
+        </w:rPr>
         <w:t>④ 원고 공장은 1983. 3. 9. 구 환경보전법에 따라 배출시설 설치허가를 받은 바 있으므로, 폐수배출시설에 대하여는 설치허가를 받은 것으로, 대기배출시설에 대하여는 설치신고가 수리된 것으로 각 간주된다.</w:t>
       </w:r>
       <w:r>
@@ -777,6 +831,15 @@
           <w:rFonts w:ascii="맑은 고딕" w:hAnsi="맑은 고딕" w:eastAsia="맑은 고딕" w:cs="맑은 고딕"/>
           <w:color w:val="000000"/>
         </w:rPr>
+        <w:br/>
+      </w:r>
+      <w:r>
+        <w:rPr>
+          <w:rFonts w:ascii="맑은 고딕" w:hAnsi="맑은 고딕" w:eastAsia="맑은 고딕" w:cs="맑은 고딕"/>
+          <w:b/>
+          <w:color w:val="000000"/>
+          <w:u w:val="single"/>
+        </w:rPr>
         <w:t>⑤ 그런데 피고는 1998. 4. 14. 유효기간을 1999. 6. 30.까지로 하여 폐수배출시설 설치허가 및 대기배출시설 설치신고 수리를 하였는바, 이는 종전의 설치허가 및 설치신고 수리로 간주되는 처분을 실질적으로 취소 또는 변경한 것으로 봄이 상당하다.</w:t>
       </w:r>
       <w:r>
@@ -791,6 +854,13 @@
           <w:rFonts w:ascii="맑은 고딕" w:hAnsi="맑은 고딕" w:eastAsia="맑은 고딕" w:cs="맑은 고딕"/>
           <w:color w:val="000000"/>
         </w:rPr>
+        <w:br/>
+      </w:r>
+      <w:r>
+        <w:rPr>
+          <w:rFonts w:ascii="맑은 고딕" w:hAnsi="맑은 고딕" w:eastAsia="맑은 고딕" w:cs="맑은 고딕"/>
+          <w:color w:val="000000"/>
+        </w:rPr>
         <w:t>⑥ 이러한 종전 처분의 취소 또는 변경이 당연무효라고 볼 수 없고, 원고가 그 각 처분에 대해 소정의 기간 내에 불복한 바도 없다.</w:t>
       </w:r>
       <w:r>
@@ -805,7 +875,23 @@
           <w:rFonts w:ascii="맑은 고딕" w:hAnsi="맑은 고딕" w:eastAsia="맑은 고딕" w:cs="맑은 고딕"/>
           <w:color w:val="000000"/>
         </w:rPr>
+        <w:br/>
+      </w:r>
+      <w:r>
+        <w:rPr>
+          <w:rFonts w:ascii="맑은 고딕" w:hAnsi="맑은 고딕" w:eastAsia="맑은 고딕" w:cs="맑은 고딕"/>
+          <w:b/>
+          <w:color w:val="000000"/>
+          <w:u w:val="single"/>
+        </w:rPr>
         <w:t>⑦ 따라서 그 새로운 설치허가 및 설치신고 수리처분에 부가된 조건에 따라 유효기간이 경과됨으로써 그 처분의 효력도 소멸되었다고 할 것이므로, 이러한 사실에 기초를 두고 한 이 사건 폐수배출시설과 대기배출시설 폐쇄명령은 적법한 것으로 보아야 한다.</w:t>
+      </w:r>
+      <w:r>
+        <w:rPr>
+          <w:rFonts w:ascii="맑은 고딕" w:hAnsi="맑은 고딕" w:eastAsia="맑은 고딕" w:cs="맑은 고딕"/>
+          <w:color w:val="000000"/>
+        </w:rPr>
+        <w:br/>
       </w:r>
       <w:r>
         <w:rPr>

--- a/블로그글작성/판례/대기_대법원_시리즈/판례_대법원2003두8289_유효기간이붙은설치허가는기간이지나면효력이사라집니다.docx
+++ b/블로그글작성/판례/대기_대법원_시리즈/판례_대법원2003두8289_유효기간이붙은설치허가는기간이지나면효력이사라집니다.docx
@@ -16,7 +16,7 @@
           <w:color w:val="000000"/>
           <w:sz w:val="30"/>
         </w:rPr>
-        <w:t>유효기간이 붙은 설치허가는 기간이 지나면 효력이 사라집니다</w:t>
+        <w:t>유효기간이 붙은 설치허가는 기간이 지나면 효력이 사라집니다. (2003두8289)</w:t>
       </w:r>
     </w:p>
     <w:p>
@@ -47,12 +47,6 @@
         </w:rPr>
         <w:t>○ 이전조건부 공장등록을 하면서 유효기간을 붙여 폐수배출시설 설치허가와 대기배출시설 설치신고 수리를 받은 사업자가, 그 기간이 지난 뒤 폐쇄명령을 받은 사건입니다. 대법원은 그 처분이 종전에 의제되던 허가·수리를 실질적으로 취소·변경한 것이고 불복하지 않아 다툴 수 없게 된 이상, 유효기간 경과로 효력이 소멸하였음을 이유로 한 폐쇄명령은 적법하다고 보았습니다.</w:t>
       </w:r>
-    </w:p>
-    <w:p>
-      <w:pPr>
-        <w:autoSpaceDN w:val="0"/>
-        <w:autoSpaceDE w:val="0"/>
-      </w:pPr>
     </w:p>
     <w:p>
       <w:pPr>
@@ -220,12 +214,6 @@
       <w:pPr>
         <w:autoSpaceDN w:val="0"/>
         <w:autoSpaceDE w:val="0"/>
-      </w:pPr>
-    </w:p>
-    <w:p>
-      <w:pPr>
-        <w:autoSpaceDN w:val="0"/>
-        <w:autoSpaceDE w:val="0"/>
         <w:pStyle w:val="2"/>
       </w:pPr>
       <w:r>
@@ -558,6 +546,118 @@
       <w:pPr>
         <w:autoSpaceDN w:val="0"/>
         <w:autoSpaceDE w:val="0"/>
+        <w:pStyle w:val="2"/>
+        <w:spacing w:before="80"/>
+      </w:pPr>
+      <w:r>
+        <w:rPr>
+          <w:rFonts w:ascii="맑은 고딕" w:hAnsi="맑은 고딕" w:eastAsia="맑은 고딕" w:cs="맑은 고딕"/>
+          <w:color w:val="000000"/>
+        </w:rPr>
+        <w:t>2. 사실관계</w:t>
+      </w:r>
+    </w:p>
+    <w:p>
+      <w:pPr>
+        <w:autoSpaceDN w:val="0"/>
+        <w:autoSpaceDE w:val="0"/>
+      </w:pPr>
+      <w:r>
+        <w:rPr>
+          <w:rFonts w:ascii="맑은 고딕" w:hAnsi="맑은 고딕" w:eastAsia="맑은 고딕" w:cs="맑은 고딕"/>
+          <w:color w:val="000000"/>
+        </w:rPr>
+        <w:t>① 원고 공장은 ‘직물 및 편조 원단 염색 가공’을 업종으로 하는 공해업종 공장으로서, 공업배치및공장설립에관한법률 부칙에 따른 추가등록 대상 공장 중 이전조건부등록공장에 해당하였다.</w:t>
+      </w:r>
+      <w:r>
+        <w:rPr>
+          <w:rFonts w:ascii="맑은 고딕" w:hAnsi="맑은 고딕" w:eastAsia="맑은 고딕" w:cs="맑은 고딕"/>
+          <w:color w:val="000000"/>
+        </w:rPr>
+        <w:br/>
+      </w:r>
+      <w:r>
+        <w:rPr>
+          <w:rFonts w:ascii="맑은 고딕" w:hAnsi="맑은 고딕" w:eastAsia="맑은 고딕" w:cs="맑은 고딕"/>
+          <w:color w:val="000000"/>
+        </w:rPr>
+        <w:br/>
+      </w:r>
+      <w:r>
+        <w:rPr>
+          <w:rFonts w:ascii="맑은 고딕" w:hAnsi="맑은 고딕" w:eastAsia="맑은 고딕" w:cs="맑은 고딕"/>
+          <w:color w:val="000000"/>
+        </w:rPr>
+        <w:t>② 원고 공장은 1983. 3. 9. 구 환경보전법 제15조 제1항에 따라 피고로부터 배출시설 설치허가를 받은 바 있었으므로, 폐수배출시설에 대하여는 수질환경보전법에 의한 설치허가를, 대기배출시설에 대하여는 대기환경보전법에 의한 설치신고 수리를 각 받은 것으로 간주되었다.</w:t>
+      </w:r>
+      <w:r>
+        <w:rPr>
+          <w:rFonts w:ascii="맑은 고딕" w:hAnsi="맑은 고딕" w:eastAsia="맑은 고딕" w:cs="맑은 고딕"/>
+          <w:color w:val="000000"/>
+        </w:rPr>
+        <w:br/>
+      </w:r>
+      <w:r>
+        <w:rPr>
+          <w:rFonts w:ascii="맑은 고딕" w:hAnsi="맑은 고딕" w:eastAsia="맑은 고딕" w:cs="맑은 고딕"/>
+          <w:color w:val="000000"/>
+        </w:rPr>
+        <w:br/>
+      </w:r>
+      <w:r>
+        <w:rPr>
+          <w:rFonts w:ascii="맑은 고딕" w:hAnsi="맑은 고딕" w:eastAsia="맑은 고딕" w:cs="맑은 고딕"/>
+          <w:color w:val="000000"/>
+        </w:rPr>
+        <w:t>③ 원고는 1997. 10. 24. 피고에게 ‘1999. 6. 30.까지 현 소재지의 공장을 폐쇄하고 양문산업단지로 공장을 이전하겠다’는 취지의 공장이전서약서를 제출하였고, 피고는 1997. 12. 2. 같은 취지의 조건을 붙여 이전조건부 공장등록증을 교부하였다.</w:t>
+      </w:r>
+      <w:r>
+        <w:rPr>
+          <w:rFonts w:ascii="맑은 고딕" w:hAnsi="맑은 고딕" w:eastAsia="맑은 고딕" w:cs="맑은 고딕"/>
+          <w:color w:val="000000"/>
+        </w:rPr>
+        <w:br/>
+      </w:r>
+      <w:r>
+        <w:rPr>
+          <w:rFonts w:ascii="맑은 고딕" w:hAnsi="맑은 고딕" w:eastAsia="맑은 고딕" w:cs="맑은 고딕"/>
+          <w:color w:val="000000"/>
+        </w:rPr>
+        <w:br/>
+      </w:r>
+      <w:r>
+        <w:rPr>
+          <w:rFonts w:ascii="맑은 고딕" w:hAnsi="맑은 고딕" w:eastAsia="맑은 고딕" w:cs="맑은 고딕"/>
+          <w:color w:val="000000"/>
+        </w:rPr>
+        <w:t>④ 피고는 1998. 4. 14. 유효기간을 1999. 6. 30.까지로 하여 폐수배출시설 설치허가 및 대기배출시설 설치신고 수리를 하였고, 원고는 그 각 처분에 대하여 소정의 기간 내에 불복하지 않았다.</w:t>
+      </w:r>
+      <w:r>
+        <w:rPr>
+          <w:rFonts w:ascii="맑은 고딕" w:hAnsi="맑은 고딕" w:eastAsia="맑은 고딕" w:cs="맑은 고딕"/>
+          <w:color w:val="000000"/>
+        </w:rPr>
+        <w:br/>
+      </w:r>
+      <w:r>
+        <w:rPr>
+          <w:rFonts w:ascii="맑은 고딕" w:hAnsi="맑은 고딕" w:eastAsia="맑은 고딕" w:cs="맑은 고딕"/>
+          <w:color w:val="000000"/>
+        </w:rPr>
+        <w:br/>
+      </w:r>
+      <w:r>
+        <w:rPr>
+          <w:rFonts w:ascii="맑은 고딕" w:hAnsi="맑은 고딕" w:eastAsia="맑은 고딕" w:cs="맑은 고딕"/>
+          <w:color w:val="000000"/>
+        </w:rPr>
+        <w:t>⑤ 피고는 위 유효기간이 지난 뒤 폐수배출시설과 대기배출시설에 대하여 폐쇄명령을 하였다.</w:t>
+      </w:r>
+    </w:p>
+    <w:p>
+      <w:pPr>
+        <w:autoSpaceDN w:val="0"/>
+        <w:autoSpaceDE w:val="0"/>
       </w:pPr>
     </w:p>
     <w:p>
@@ -572,7 +672,7 @@
           <w:rFonts w:ascii="맑은 고딕" w:hAnsi="맑은 고딕" w:eastAsia="맑은 고딕" w:cs="맑은 고딕"/>
           <w:color w:val="000000"/>
         </w:rPr>
-        <w:t>2. 사실관계</w:t>
+        <w:t>3. 쟁점</w:t>
       </w:r>
     </w:p>
     <w:p>
@@ -584,99 +684,10 @@
         <w:rPr>
           <w:rFonts w:ascii="맑은 고딕" w:hAnsi="맑은 고딕" w:eastAsia="맑은 고딕" w:cs="맑은 고딕"/>
           <w:color w:val="000000"/>
-        </w:rPr>
-        <w:t>① 원고 공장은 ‘직물 및 편조 원단 염색 가공’을 업종으로 하는 공해업종 공장으로서, 공업배치및공장설립에관한법률 부칙에 따른 추가등록 대상 공장 중 이전조건부등록공장에 해당하였다.</w:t>
-      </w:r>
-      <w:r>
-        <w:rPr>
-          <w:rFonts w:ascii="맑은 고딕" w:hAnsi="맑은 고딕" w:eastAsia="맑은 고딕" w:cs="맑은 고딕"/>
-          <w:color w:val="000000"/>
-        </w:rPr>
-        <w:br/>
-      </w:r>
-      <w:r>
-        <w:rPr>
-          <w:rFonts w:ascii="맑은 고딕" w:hAnsi="맑은 고딕" w:eastAsia="맑은 고딕" w:cs="맑은 고딕"/>
-          <w:color w:val="000000"/>
-        </w:rPr>
-        <w:br/>
-      </w:r>
-      <w:r>
-        <w:rPr>
-          <w:rFonts w:ascii="맑은 고딕" w:hAnsi="맑은 고딕" w:eastAsia="맑은 고딕" w:cs="맑은 고딕"/>
-          <w:color w:val="000000"/>
-        </w:rPr>
-        <w:t>② 원고 공장은 1983. 3. 9. 구 환경보전법 제15조 제1항에 따라 피고로부터 배출시설 설치허가를 받은 바 있었으므로, 폐수배출시설에 대하여는 수질환경보전법에 의한 설치허가를, 대기배출시설에 대하여는 대기환경보전법에 의한 설치신고 수리를 각 받은 것으로 간주되었다.</w:t>
-      </w:r>
-      <w:r>
-        <w:rPr>
-          <w:rFonts w:ascii="맑은 고딕" w:hAnsi="맑은 고딕" w:eastAsia="맑은 고딕" w:cs="맑은 고딕"/>
-          <w:color w:val="000000"/>
-        </w:rPr>
-        <w:br/>
-      </w:r>
-      <w:r>
-        <w:rPr>
-          <w:rFonts w:ascii="맑은 고딕" w:hAnsi="맑은 고딕" w:eastAsia="맑은 고딕" w:cs="맑은 고딕"/>
-          <w:color w:val="000000"/>
-        </w:rPr>
-        <w:br/>
-      </w:r>
-      <w:r>
-        <w:rPr>
-          <w:rFonts w:ascii="맑은 고딕" w:hAnsi="맑은 고딕" w:eastAsia="맑은 고딕" w:cs="맑은 고딕"/>
-          <w:color w:val="000000"/>
-        </w:rPr>
-        <w:t>③ 원고는 1997. 10. 24. 피고에게 ‘1999. 6. 30.까지 현 소재지의 공장을 폐쇄하고 양문산업단지로 공장을 이전하겠다’는 취지의 공장이전서약서를 제출하였고, 피고는 1997. 12. 2. 같은 취지의 조건을 붙여 이전조건부 공장등록증을 교부하였다.</w:t>
-      </w:r>
-      <w:r>
-        <w:rPr>
-          <w:rFonts w:ascii="맑은 고딕" w:hAnsi="맑은 고딕" w:eastAsia="맑은 고딕" w:cs="맑은 고딕"/>
-          <w:color w:val="000000"/>
-        </w:rPr>
-        <w:br/>
-      </w:r>
-      <w:r>
-        <w:rPr>
-          <w:rFonts w:ascii="맑은 고딕" w:hAnsi="맑은 고딕" w:eastAsia="맑은 고딕" w:cs="맑은 고딕"/>
-          <w:color w:val="000000"/>
-        </w:rPr>
-        <w:br/>
-      </w:r>
-      <w:r>
-        <w:rPr>
-          <w:rFonts w:ascii="맑은 고딕" w:hAnsi="맑은 고딕" w:eastAsia="맑은 고딕" w:cs="맑은 고딕"/>
-          <w:color w:val="000000"/>
-        </w:rPr>
-        <w:t>④ 피고는 1998. 4. 14. 유효기간을 1999. 6. 30.까지로 하여 폐수배출시설 설치허가 및 대기배출시설 설치신고 수리를 하였고, 원고는 그 각 처분에 대하여 소정의 기간 내에 불복하지 않았다.</w:t>
-      </w:r>
-      <w:r>
-        <w:rPr>
-          <w:rFonts w:ascii="맑은 고딕" w:hAnsi="맑은 고딕" w:eastAsia="맑은 고딕" w:cs="맑은 고딕"/>
-          <w:color w:val="000000"/>
-        </w:rPr>
-        <w:br/>
-      </w:r>
-      <w:r>
-        <w:rPr>
-          <w:rFonts w:ascii="맑은 고딕" w:hAnsi="맑은 고딕" w:eastAsia="맑은 고딕" w:cs="맑은 고딕"/>
-          <w:color w:val="000000"/>
-        </w:rPr>
-        <w:br/>
-      </w:r>
-      <w:r>
-        <w:rPr>
-          <w:rFonts w:ascii="맑은 고딕" w:hAnsi="맑은 고딕" w:eastAsia="맑은 고딕" w:cs="맑은 고딕"/>
-          <w:color w:val="000000"/>
-        </w:rPr>
-        <w:t>⑤ 피고는 위 유효기간이 지난 뒤 폐수배출시설과 대기배출시설에 대하여 폐쇄명령을 하였다.</w:t>
-      </w:r>
-    </w:p>
-    <w:p>
-      <w:pPr>
-        <w:autoSpaceDN w:val="0"/>
-        <w:autoSpaceDE w:val="0"/>
-      </w:pPr>
+          <w:u w:val="single"/>
+        </w:rPr>
+        <w:t>이 사건의 쟁점은, 폐수배출시설 설치허가 및 대기배출시설 설치신고 수리로 간주되는 기존의 처분을 실질적으로 취소 또는 변경하는 처분의 효력을 더 이상 다툴 수 없게 되고 그 처분에 부가된 조건에 따라 유효기간이 경과된 경우, 그 처분의 효력이 소멸되었다는 사실에 근거한 폐쇄명령이 적법한지 여부이다.</w:t>
+      </w:r>
     </w:p>
     <w:p>
       <w:pPr>
@@ -696,7 +707,7 @@
           <w:rFonts w:ascii="맑은 고딕" w:hAnsi="맑은 고딕" w:eastAsia="맑은 고딕" w:cs="맑은 고딕"/>
           <w:color w:val="000000"/>
         </w:rPr>
-        <w:t>3. 쟁점</w:t>
+        <w:t>4. 판단</w:t>
       </w:r>
     </w:p>
     <w:p>
@@ -707,44 +718,26 @@
       <w:r>
         <w:rPr>
           <w:rFonts w:ascii="맑은 고딕" w:hAnsi="맑은 고딕" w:eastAsia="맑은 고딕" w:cs="맑은 고딕"/>
+          <w:b/>
           <w:color w:val="000000"/>
           <w:u w:val="single"/>
         </w:rPr>
-        <w:t>이 사건의 쟁점은, 폐수배출시설 설치허가 및 대기배출시설 설치신고 수리로 간주되는 기존의 처분을 실질적으로 취소 또는 변경하는 처분의 효력을 더 이상 다툴 수 없게 되고 그 처분에 부가된 조건에 따라 유효기간이 경과된 경우, 그 처분의 효력이 소멸되었다는 사실에 근거한 폐쇄명령이 적법한지 여부이다.</w:t>
-      </w:r>
-    </w:p>
-    <w:p>
-      <w:pPr>
-        <w:autoSpaceDN w:val="0"/>
-        <w:autoSpaceDE w:val="0"/>
-      </w:pPr>
-    </w:p>
-    <w:p>
-      <w:pPr>
-        <w:autoSpaceDN w:val="0"/>
-        <w:autoSpaceDE w:val="0"/>
-      </w:pPr>
-    </w:p>
-    <w:p>
-      <w:pPr>
-        <w:autoSpaceDN w:val="0"/>
-        <w:autoSpaceDE w:val="0"/>
-        <w:pStyle w:val="2"/>
-        <w:spacing w:before="80"/>
-      </w:pPr>
-      <w:r>
-        <w:rPr>
-          <w:rFonts w:ascii="맑은 고딕" w:hAnsi="맑은 고딕" w:eastAsia="맑은 고딕" w:cs="맑은 고딕"/>
-          <w:color w:val="000000"/>
-        </w:rPr>
-        <w:t>4. 판단</w:t>
-      </w:r>
-    </w:p>
-    <w:p>
-      <w:pPr>
-        <w:autoSpaceDN w:val="0"/>
-        <w:autoSpaceDE w:val="0"/>
-      </w:pPr>
+        <w:t>① 원심의 판단 원심은 원고 공장이 추가등록 대상 공장 중 이전조건부등록공장에 해당한다고 인정한 다음, 이 사건 폐쇄명령이 적법하다고 판단하였다.</w:t>
+      </w:r>
+      <w:r>
+        <w:rPr>
+          <w:rFonts w:ascii="맑은 고딕" w:hAnsi="맑은 고딕" w:eastAsia="맑은 고딕" w:cs="맑은 고딕"/>
+          <w:color w:val="000000"/>
+        </w:rPr>
+        <w:br/>
+      </w:r>
+      <w:r>
+        <w:rPr>
+          <w:rFonts w:ascii="맑은 고딕" w:hAnsi="맑은 고딕" w:eastAsia="맑은 고딕" w:cs="맑은 고딕"/>
+          <w:color w:val="000000"/>
+        </w:rPr>
+        <w:br/>
+      </w:r>
       <w:r>
         <w:rPr>
           <w:rFonts w:ascii="맑은 고딕" w:hAnsi="맑은 고딕" w:eastAsia="맑은 고딕" w:cs="맑은 고딕"/>
@@ -752,7 +745,7 @@
           <w:color w:val="000000"/>
           <w:u w:val="single"/>
         </w:rPr>
-        <w:t>① 원심의 판단 원심은 원고 공장이 추가등록 대상 공장 중 이전조건부등록공장에 해당한다고 인정한 다음, 이 사건 폐쇄명령이 적법하다고 판단하였다.</w:t>
+        <w:t>② 대법원의 판단 원심의 설시에 다소 미흡한 점이 있으나 결론은 정당하다.</w:t>
       </w:r>
       <w:r>
         <w:rPr>
@@ -771,11 +764,53 @@
       <w:r>
         <w:rPr>
           <w:rFonts w:ascii="맑은 고딕" w:hAnsi="맑은 고딕" w:eastAsia="맑은 고딕" w:cs="맑은 고딕"/>
+          <w:color w:val="000000"/>
+        </w:rPr>
+        <w:t>③ 수질환경보전법 부칙 제4조 제1항과 대기환경보전법 부칙 제4조 제1항은 각 ‘이 법 시행 당시 종전의 환경보전법 제15조 제1항 또는 제2항의 규정에 의하여 배출시설의 설치 또는 변경에 대한 허가를 받은 자는 제10조 제1항 또는 제2항의 규정에 의한 허가를 받은 것으로 본다’고 규정하고 있다.</w:t>
+      </w:r>
+      <w:r>
+        <w:rPr>
+          <w:rFonts w:ascii="맑은 고딕" w:hAnsi="맑은 고딕" w:eastAsia="맑은 고딕" w:cs="맑은 고딕"/>
+          <w:color w:val="000000"/>
+        </w:rPr>
+        <w:br/>
+      </w:r>
+      <w:r>
+        <w:rPr>
+          <w:rFonts w:ascii="맑은 고딕" w:hAnsi="맑은 고딕" w:eastAsia="맑은 고딕" w:cs="맑은 고딕"/>
+          <w:color w:val="000000"/>
+        </w:rPr>
+        <w:br/>
+      </w:r>
+      <w:r>
+        <w:rPr>
+          <w:rFonts w:ascii="맑은 고딕" w:hAnsi="맑은 고딕" w:eastAsia="맑은 고딕" w:cs="맑은 고딕"/>
+          <w:color w:val="000000"/>
+        </w:rPr>
+        <w:t>④ 원고 공장은 1983. 3. 9. 구 환경보전법에 따라 배출시설 설치허가를 받은 바 있으므로, 폐수배출시설에 대하여는 설치허가를 받은 것으로, 대기배출시설에 대하여는 설치신고가 수리된 것으로 각 간주된다.</w:t>
+      </w:r>
+      <w:r>
+        <w:rPr>
+          <w:rFonts w:ascii="맑은 고딕" w:hAnsi="맑은 고딕" w:eastAsia="맑은 고딕" w:cs="맑은 고딕"/>
+          <w:color w:val="000000"/>
+        </w:rPr>
+        <w:br/>
+      </w:r>
+      <w:r>
+        <w:rPr>
+          <w:rFonts w:ascii="맑은 고딕" w:hAnsi="맑은 고딕" w:eastAsia="맑은 고딕" w:cs="맑은 고딕"/>
+          <w:color w:val="000000"/>
+        </w:rPr>
+        <w:br/>
+      </w:r>
+      <w:r>
+        <w:rPr>
+          <w:rFonts w:ascii="맑은 고딕" w:hAnsi="맑은 고딕" w:eastAsia="맑은 고딕" w:cs="맑은 고딕"/>
           <w:b/>
           <w:color w:val="000000"/>
           <w:u w:val="single"/>
         </w:rPr>
-        <w:t>② 대법원의 판단 원심의 설시에 다소 미흡한 점이 있으나 결론은 정당하다.</w:t>
+        <w:t>⑤ 그런데 피고는 1998. 4. 14. 유효기간을 1999. 6. 30.까지로 하여 폐수배출시설 설치허가 및 대기배출시설 설치신고 수리를 하였는바, 이는 종전의 설치허가 및 설치신고 수리로 간주되는 처분을 실질적으로 취소 또는 변경한 것으로 봄이 상당하다.</w:t>
       </w:r>
       <w:r>
         <w:rPr>
@@ -796,7 +831,7 @@
           <w:rFonts w:ascii="맑은 고딕" w:hAnsi="맑은 고딕" w:eastAsia="맑은 고딕" w:cs="맑은 고딕"/>
           <w:color w:val="000000"/>
         </w:rPr>
-        <w:t>③ 수질환경보전법 부칙 제4조 제1항과 대기환경보전법 부칙 제4조 제1항은 각 ‘이 법 시행 당시 종전의 환경보전법 제15조 제1항 또는 제2항의 규정에 의하여 배출시설의 설치 또는 변경에 대한 허가를 받은 자는 제10조 제1항 또는 제2항의 규정에 의한 허가를 받은 것으로 본다’고 규정하고 있다.</w:t>
+        <w:t>⑥ 이러한 종전 처분의 취소 또는 변경이 당연무효라고 볼 수 없고, 원고가 그 각 처분에 대해 소정의 기간 내에 불복한 바도 없다.</w:t>
       </w:r>
       <w:r>
         <w:rPr>
@@ -815,9 +850,11 @@
       <w:r>
         <w:rPr>
           <w:rFonts w:ascii="맑은 고딕" w:hAnsi="맑은 고딕" w:eastAsia="맑은 고딕" w:cs="맑은 고딕"/>
-          <w:color w:val="000000"/>
-        </w:rPr>
-        <w:t>④ 원고 공장은 1983. 3. 9. 구 환경보전법에 따라 배출시설 설치허가를 받은 바 있으므로, 폐수배출시설에 대하여는 설치허가를 받은 것으로, 대기배출시설에 대하여는 설치신고가 수리된 것으로 각 간주된다.</w:t>
+          <w:b/>
+          <w:color w:val="000000"/>
+          <w:u w:val="single"/>
+        </w:rPr>
+        <w:t>⑦ 따라서 그 새로운 설치허가 및 설치신고 수리처분에 부가된 조건에 따라 유효기간이 경과됨으로써 그 처분의 효력도 소멸되었다고 할 것이므로, 이러한 사실에 기초를 두고 한 이 사건 폐수배출시설과 대기배출시설 폐쇄명령은 적법한 것으로 보아야 한다.</w:t>
       </w:r>
       <w:r>
         <w:rPr>
@@ -836,83 +873,10 @@
       <w:r>
         <w:rPr>
           <w:rFonts w:ascii="맑은 고딕" w:hAnsi="맑은 고딕" w:eastAsia="맑은 고딕" w:cs="맑은 고딕"/>
-          <w:b/>
-          <w:color w:val="000000"/>
-          <w:u w:val="single"/>
-        </w:rPr>
-        <w:t>⑤ 그런데 피고는 1998. 4. 14. 유효기간을 1999. 6. 30.까지로 하여 폐수배출시설 설치허가 및 대기배출시설 설치신고 수리를 하였는바, 이는 종전의 설치허가 및 설치신고 수리로 간주되는 처분을 실질적으로 취소 또는 변경한 것으로 봄이 상당하다.</w:t>
-      </w:r>
-      <w:r>
-        <w:rPr>
-          <w:rFonts w:ascii="맑은 고딕" w:hAnsi="맑은 고딕" w:eastAsia="맑은 고딕" w:cs="맑은 고딕"/>
-          <w:color w:val="000000"/>
-        </w:rPr>
-        <w:br/>
-      </w:r>
-      <w:r>
-        <w:rPr>
-          <w:rFonts w:ascii="맑은 고딕" w:hAnsi="맑은 고딕" w:eastAsia="맑은 고딕" w:cs="맑은 고딕"/>
-          <w:color w:val="000000"/>
-        </w:rPr>
-        <w:br/>
-      </w:r>
-      <w:r>
-        <w:rPr>
-          <w:rFonts w:ascii="맑은 고딕" w:hAnsi="맑은 고딕" w:eastAsia="맑은 고딕" w:cs="맑은 고딕"/>
-          <w:color w:val="000000"/>
-        </w:rPr>
-        <w:t>⑥ 이러한 종전 처분의 취소 또는 변경이 당연무효라고 볼 수 없고, 원고가 그 각 처분에 대해 소정의 기간 내에 불복한 바도 없다.</w:t>
-      </w:r>
-      <w:r>
-        <w:rPr>
-          <w:rFonts w:ascii="맑은 고딕" w:hAnsi="맑은 고딕" w:eastAsia="맑은 고딕" w:cs="맑은 고딕"/>
-          <w:color w:val="000000"/>
-        </w:rPr>
-        <w:br/>
-      </w:r>
-      <w:r>
-        <w:rPr>
-          <w:rFonts w:ascii="맑은 고딕" w:hAnsi="맑은 고딕" w:eastAsia="맑은 고딕" w:cs="맑은 고딕"/>
-          <w:color w:val="000000"/>
-        </w:rPr>
-        <w:br/>
-      </w:r>
-      <w:r>
-        <w:rPr>
-          <w:rFonts w:ascii="맑은 고딕" w:hAnsi="맑은 고딕" w:eastAsia="맑은 고딕" w:cs="맑은 고딕"/>
-          <w:b/>
-          <w:color w:val="000000"/>
-          <w:u w:val="single"/>
-        </w:rPr>
-        <w:t>⑦ 따라서 그 새로운 설치허가 및 설치신고 수리처분에 부가된 조건에 따라 유효기간이 경과됨으로써 그 처분의 효력도 소멸되었다고 할 것이므로, 이러한 사실에 기초를 두고 한 이 사건 폐수배출시설과 대기배출시설 폐쇄명령은 적법한 것으로 보아야 한다.</w:t>
-      </w:r>
-      <w:r>
-        <w:rPr>
-          <w:rFonts w:ascii="맑은 고딕" w:hAnsi="맑은 고딕" w:eastAsia="맑은 고딕" w:cs="맑은 고딕"/>
-          <w:color w:val="000000"/>
-        </w:rPr>
-        <w:br/>
-      </w:r>
-      <w:r>
-        <w:rPr>
-          <w:rFonts w:ascii="맑은 고딕" w:hAnsi="맑은 고딕" w:eastAsia="맑은 고딕" w:cs="맑은 고딕"/>
-          <w:color w:val="000000"/>
-        </w:rPr>
-        <w:br/>
-      </w:r>
-      <w:r>
-        <w:rPr>
-          <w:rFonts w:ascii="맑은 고딕" w:hAnsi="맑은 고딕" w:eastAsia="맑은 고딕" w:cs="맑은 고딕"/>
           <w:color w:val="000000"/>
         </w:rPr>
         <w:t>⑧ 이에 상고를 기각한다.</w:t>
       </w:r>
-    </w:p>
-    <w:p>
-      <w:pPr>
-        <w:autoSpaceDN w:val="0"/>
-        <w:autoSpaceDE w:val="0"/>
-      </w:pPr>
     </w:p>
     <w:p>
       <w:pPr>
